--- a/results/Supporting Elements/Supplementary_Material_Cruz et al._ConsvBiol.docx
+++ b/results/Supporting Elements/Supplementary_Material_Cruz et al._ConsvBiol.docx
@@ -4,7 +4,7 @@
   <w:body>
     <w:p>
       <w:pPr>
-        <w:pStyle w:val="Titolo3"/>
+        <w:pStyle w:val="Heading3"/>
         <w:spacing w:before="240" w:after="120"/>
         <w:jc w:val="center"/>
         <w:rPr>
@@ -158,7 +158,7 @@
     </w:p>
     <w:p>
       <w:pPr>
-        <w:pStyle w:val="Nessunaspaziatura"/>
+        <w:pStyle w:val="NoSpacing"/>
         <w:spacing w:before="240" w:after="120"/>
         <w:jc w:val="both"/>
         <w:rPr>
@@ -315,41 +315,21 @@
         </w:rPr>
         <w:t xml:space="preserve">Binary phylogenetic </w:t>
       </w:r>
-      <w:proofErr w:type="spellStart"/>
       <w:r>
         <w:rPr>
           <w:rFonts w:cs="Times New Roman"/>
           <w:szCs w:val="24"/>
           <w:lang w:val="en-US"/>
         </w:rPr>
-        <w:t>generalised</w:t>
-      </w:r>
-      <w:proofErr w:type="spellEnd"/>
+        <w:t>generalized</w:t>
+      </w:r>
       <w:r>
         <w:rPr>
           <w:rFonts w:cs="Times New Roman"/>
           <w:szCs w:val="24"/>
           <w:lang w:val="en-US"/>
         </w:rPr>
-        <w:t xml:space="preserve"> linear models </w:t>
-      </w:r>
-      <w:proofErr w:type="gramStart"/>
-      <w:r>
-        <w:rPr>
-          <w:rFonts w:cs="Times New Roman"/>
-          <w:szCs w:val="24"/>
-          <w:lang w:val="en-US"/>
-        </w:rPr>
-        <w:t>results</w:t>
-      </w:r>
-      <w:proofErr w:type="gramEnd"/>
-      <w:r>
-        <w:rPr>
-          <w:rFonts w:cs="Times New Roman"/>
-          <w:szCs w:val="24"/>
-          <w:lang w:val="en-US"/>
-        </w:rPr>
-        <w:t xml:space="preserve"> testing the effect of our predictors on the presence</w:t>
+        <w:t xml:space="preserve"> linear models results testing the effect of our predictors on the presence</w:t>
       </w:r>
       <w:r>
         <w:rPr>
@@ -425,41 +405,21 @@
         </w:rPr>
         <w:t xml:space="preserve">Binary phylogenetic </w:t>
       </w:r>
-      <w:proofErr w:type="spellStart"/>
       <w:r>
         <w:rPr>
           <w:rFonts w:cs="Times New Roman"/>
           <w:szCs w:val="24"/>
           <w:lang w:val="en-US"/>
         </w:rPr>
-        <w:t>generalised</w:t>
-      </w:r>
-      <w:proofErr w:type="spellEnd"/>
+        <w:t>generalized</w:t>
+      </w:r>
       <w:r>
         <w:rPr>
           <w:rFonts w:cs="Times New Roman"/>
           <w:szCs w:val="24"/>
           <w:lang w:val="en-US"/>
         </w:rPr>
-        <w:t xml:space="preserve"> linear models </w:t>
-      </w:r>
-      <w:proofErr w:type="gramStart"/>
-      <w:r>
-        <w:rPr>
-          <w:rFonts w:cs="Times New Roman"/>
-          <w:szCs w:val="24"/>
-          <w:lang w:val="en-US"/>
-        </w:rPr>
-        <w:t>results</w:t>
-      </w:r>
-      <w:proofErr w:type="gramEnd"/>
-      <w:r>
-        <w:rPr>
-          <w:rFonts w:cs="Times New Roman"/>
-          <w:szCs w:val="24"/>
-          <w:lang w:val="en-US"/>
-        </w:rPr>
-        <w:t xml:space="preserve"> testing the effect of our predictors on the quality of germination data. Each predictor (</w:t>
+        <w:t xml:space="preserve"> linear models results testing the effect of our predictors on the quality of germination data. Each predictor (</w:t>
       </w:r>
       <w:r>
         <w:rPr>
@@ -2052,23 +2012,7 @@
           <w:sz w:val="22"/>
           <w:szCs w:val="20"/>
         </w:rPr>
-        <w:t xml:space="preserve">ed linear models </w:t>
-      </w:r>
-      <w:proofErr w:type="gramStart"/>
-      <w:r>
-        <w:rPr>
-          <w:sz w:val="22"/>
-          <w:szCs w:val="20"/>
-        </w:rPr>
-        <w:t>results</w:t>
-      </w:r>
-      <w:proofErr w:type="gramEnd"/>
-      <w:r>
-        <w:rPr>
-          <w:sz w:val="22"/>
-          <w:szCs w:val="20"/>
-        </w:rPr>
-        <w:t xml:space="preserve"> testing the effect of our predictors on the presence</w:t>
+        <w:t>ed linear models results testing the effect of our predictors on the presence</w:t>
       </w:r>
       <w:r>
         <w:rPr>
@@ -2220,7 +2164,6 @@
                 <w:lang w:eastAsia="it-IT"/>
               </w:rPr>
             </w:pPr>
-            <w:proofErr w:type="spellStart"/>
             <w:r>
               <w:rPr>
                 <w:rFonts w:eastAsia="Times New Roman" w:cs="Times New Roman"/>
@@ -2234,7 +2177,6 @@
               </w:rPr>
               <w:t>Predictor</w:t>
             </w:r>
-            <w:proofErr w:type="spellEnd"/>
           </w:p>
         </w:tc>
         <w:tc>
@@ -2850,7 +2792,6 @@
                 <w:lang w:eastAsia="it-IT"/>
               </w:rPr>
             </w:pPr>
-            <w:proofErr w:type="spellStart"/>
             <w:r>
               <w:rPr>
                 <w:rFonts w:eastAsia="Times New Roman" w:cs="Times New Roman"/>
@@ -2862,7 +2803,6 @@
               </w:rPr>
               <w:t>Perennial</w:t>
             </w:r>
-            <w:proofErr w:type="spellEnd"/>
           </w:p>
         </w:tc>
         <w:tc>
@@ -3862,7 +3802,6 @@
                 <w:lang w:eastAsia="it-IT"/>
               </w:rPr>
             </w:pPr>
-            <w:proofErr w:type="spellStart"/>
             <w:r>
               <w:rPr>
                 <w:rFonts w:eastAsia="Times New Roman" w:cs="Times New Roman"/>
@@ -3876,7 +3815,6 @@
               </w:rPr>
               <w:t>Pollination</w:t>
             </w:r>
-            <w:proofErr w:type="spellEnd"/>
           </w:p>
         </w:tc>
         <w:tc>
@@ -4103,7 +4041,6 @@
                 <w:lang w:eastAsia="it-IT"/>
               </w:rPr>
             </w:pPr>
-            <w:proofErr w:type="spellStart"/>
             <w:r>
               <w:rPr>
                 <w:rFonts w:eastAsia="Times New Roman" w:cs="Times New Roman"/>
@@ -4115,7 +4052,6 @@
               </w:rPr>
               <w:t>Biotic</w:t>
             </w:r>
-            <w:proofErr w:type="spellEnd"/>
           </w:p>
         </w:tc>
         <w:tc>
@@ -4462,23 +4398,8 @@
                 <w:szCs w:val="20"/>
                 <w:lang w:eastAsia="it-IT"/>
               </w:rPr>
-              <w:t xml:space="preserve">Fruit </w:t>
-            </w:r>
-            <w:proofErr w:type="spellStart"/>
-            <w:r>
-              <w:rPr>
-                <w:rFonts w:eastAsia="Times New Roman" w:cs="Times New Roman"/>
-                <w:b/>
-                <w:bCs/>
-                <w:color w:val="000000"/>
-                <w:kern w:val="0"/>
-                <w:sz w:val="20"/>
-                <w:szCs w:val="20"/>
-                <w:lang w:eastAsia="it-IT"/>
-              </w:rPr>
-              <w:t>type</w:t>
-            </w:r>
-            <w:proofErr w:type="spellEnd"/>
+              <w:t>Fruit type</w:t>
+            </w:r>
           </w:p>
         </w:tc>
         <w:tc>
@@ -4705,7 +4626,6 @@
                 <w:lang w:eastAsia="it-IT"/>
               </w:rPr>
             </w:pPr>
-            <w:proofErr w:type="spellStart"/>
             <w:r>
               <w:rPr>
                 <w:rFonts w:eastAsia="Times New Roman" w:cs="Times New Roman"/>
@@ -4717,7 +4637,6 @@
               </w:rPr>
               <w:t>Dehiscent</w:t>
             </w:r>
-            <w:proofErr w:type="spellEnd"/>
           </w:p>
         </w:tc>
         <w:tc>
@@ -5028,7 +4947,6 @@
                 <w:lang w:eastAsia="it-IT"/>
               </w:rPr>
             </w:pPr>
-            <w:proofErr w:type="spellStart"/>
             <w:r>
               <w:rPr>
                 <w:rFonts w:eastAsia="Times New Roman" w:cs="Times New Roman"/>
@@ -5040,7 +4958,6 @@
               </w:rPr>
               <w:t>Indehiscent</w:t>
             </w:r>
-            <w:proofErr w:type="spellEnd"/>
           </w:p>
         </w:tc>
         <w:tc>
@@ -5363,7 +5280,6 @@
                 <w:lang w:eastAsia="it-IT"/>
               </w:rPr>
             </w:pPr>
-            <w:proofErr w:type="spellStart"/>
             <w:r>
               <w:rPr>
                 <w:rFonts w:eastAsia="Times New Roman" w:cs="Times New Roman"/>
@@ -5375,7 +5291,6 @@
               </w:rPr>
               <w:t>Fleshy</w:t>
             </w:r>
-            <w:proofErr w:type="spellEnd"/>
           </w:p>
         </w:tc>
         <w:tc>
@@ -6486,7 +6401,6 @@
                 <w:lang w:eastAsia="it-IT"/>
               </w:rPr>
             </w:pPr>
-            <w:proofErr w:type="spellStart"/>
             <w:r>
               <w:rPr>
                 <w:rFonts w:eastAsia="Times New Roman" w:cs="Times New Roman"/>
@@ -6498,7 +6412,6 @@
               </w:rPr>
               <w:t>NoInfo</w:t>
             </w:r>
-            <w:proofErr w:type="spellEnd"/>
           </w:p>
         </w:tc>
         <w:tc>
@@ -8131,7 +8044,6 @@
                 <w:lang w:eastAsia="it-IT"/>
               </w:rPr>
             </w:pPr>
-            <w:proofErr w:type="spellStart"/>
             <w:r>
               <w:rPr>
                 <w:rFonts w:eastAsia="Times New Roman" w:cs="Times New Roman"/>
@@ -8143,37 +8055,8 @@
                 <w:szCs w:val="20"/>
                 <w:lang w:eastAsia="it-IT"/>
               </w:rPr>
-              <w:t>Ecological</w:t>
-            </w:r>
-            <w:proofErr w:type="spellEnd"/>
-            <w:r>
-              <w:rPr>
-                <w:rFonts w:eastAsia="Times New Roman" w:cs="Times New Roman"/>
-                <w:b/>
-                <w:bCs/>
-                <w:color w:val="000000"/>
-                <w:kern w:val="0"/>
-                <w:sz w:val="20"/>
-                <w:szCs w:val="20"/>
-                <w:lang w:eastAsia="it-IT"/>
-              </w:rPr>
-              <w:t xml:space="preserve"> </w:t>
-            </w:r>
-            <w:proofErr w:type="spellStart"/>
-            <w:r>
-              <w:rPr>
-                <w:rFonts w:eastAsia="Times New Roman" w:cs="Times New Roman"/>
-                <w:b/>
-                <w:bCs/>
-                <w:color w:val="000000"/>
-                <w:kern w:val="0"/>
-                <w:sz w:val="20"/>
-                <w:szCs w:val="20"/>
-                <w:lang w:eastAsia="it-IT"/>
-              </w:rPr>
-              <w:t>breadth</w:t>
-            </w:r>
-            <w:proofErr w:type="spellEnd"/>
+              <w:t>Ecological breadth</w:t>
+            </w:r>
           </w:p>
         </w:tc>
         <w:tc>
@@ -8746,35 +8629,7 @@
                 <w:szCs w:val="20"/>
                 <w:lang w:eastAsia="it-IT"/>
               </w:rPr>
-              <w:t xml:space="preserve">Conservation and </w:t>
-            </w:r>
-            <w:proofErr w:type="spellStart"/>
-            <w:r>
-              <w:rPr>
-                <w:rFonts w:eastAsia="Times New Roman" w:cs="Times New Roman"/>
-                <w:b/>
-                <w:bCs/>
-                <w:color w:val="000000"/>
-                <w:kern w:val="0"/>
-                <w:sz w:val="20"/>
-                <w:szCs w:val="20"/>
-                <w:lang w:eastAsia="it-IT"/>
-              </w:rPr>
-              <w:t>restoration</w:t>
-            </w:r>
-            <w:proofErr w:type="spellEnd"/>
-            <w:r>
-              <w:rPr>
-                <w:rFonts w:eastAsia="Times New Roman" w:cs="Times New Roman"/>
-                <w:b/>
-                <w:bCs/>
-                <w:color w:val="000000"/>
-                <w:kern w:val="0"/>
-                <w:sz w:val="20"/>
-                <w:szCs w:val="20"/>
-                <w:lang w:eastAsia="it-IT"/>
-              </w:rPr>
-              <w:t xml:space="preserve"> interest</w:t>
+              <w:t>Conservation and restoration interest</w:t>
             </w:r>
           </w:p>
         </w:tc>
@@ -9350,21 +9205,8 @@
                 <w:szCs w:val="20"/>
                 <w:lang w:eastAsia="it-IT"/>
               </w:rPr>
-              <w:t xml:space="preserve">High-interest </w:t>
-            </w:r>
-            <w:proofErr w:type="spellStart"/>
-            <w:r>
-              <w:rPr>
-                <w:rFonts w:eastAsia="Times New Roman" w:cs="Times New Roman"/>
-                <w:color w:val="000000"/>
-                <w:kern w:val="0"/>
-                <w:sz w:val="20"/>
-                <w:szCs w:val="20"/>
-                <w:lang w:eastAsia="it-IT"/>
-              </w:rPr>
-              <w:t>Restoration</w:t>
-            </w:r>
-            <w:proofErr w:type="spellEnd"/>
+              <w:t>High-interest Restoration</w:t>
+            </w:r>
           </w:p>
         </w:tc>
         <w:tc>
@@ -9689,23 +9531,8 @@
                 <w:szCs w:val="20"/>
                 <w:lang w:eastAsia="it-IT"/>
               </w:rPr>
-              <w:t xml:space="preserve">Plant </w:t>
-            </w:r>
-            <w:proofErr w:type="spellStart"/>
-            <w:r>
-              <w:rPr>
-                <w:rFonts w:eastAsia="Times New Roman" w:cs="Times New Roman"/>
-                <w:b/>
-                <w:bCs/>
-                <w:color w:val="000000"/>
-                <w:kern w:val="0"/>
-                <w:sz w:val="20"/>
-                <w:szCs w:val="20"/>
-                <w:lang w:eastAsia="it-IT"/>
-              </w:rPr>
-              <w:t>uses</w:t>
-            </w:r>
-            <w:proofErr w:type="spellEnd"/>
+              <w:t>Plant uses</w:t>
+            </w:r>
           </w:p>
         </w:tc>
         <w:tc>
@@ -9932,43 +9759,17 @@
                 <w:lang w:eastAsia="it-IT"/>
               </w:rPr>
             </w:pPr>
-            <w:proofErr w:type="spellStart"/>
-            <w:r>
-              <w:rPr>
-                <w:rFonts w:eastAsia="Times New Roman" w:cs="Times New Roman"/>
-                <w:color w:val="000000"/>
-                <w:kern w:val="0"/>
-                <w:sz w:val="20"/>
-                <w:szCs w:val="20"/>
-                <w:lang w:eastAsia="it-IT"/>
-              </w:rPr>
-              <w:t>Reported</w:t>
-            </w:r>
-            <w:proofErr w:type="spellEnd"/>
-            <w:r>
-              <w:rPr>
-                <w:rFonts w:eastAsia="Times New Roman" w:cs="Times New Roman"/>
-                <w:color w:val="000000"/>
-                <w:kern w:val="0"/>
-                <w:sz w:val="20"/>
-                <w:szCs w:val="20"/>
-                <w:lang w:eastAsia="it-IT"/>
-              </w:rPr>
-              <w:t xml:space="preserve"> </w:t>
-            </w:r>
-            <w:proofErr w:type="spellStart"/>
-            <w:r>
-              <w:rPr>
-                <w:rFonts w:eastAsia="Times New Roman" w:cs="Times New Roman"/>
-                <w:color w:val="000000"/>
-                <w:kern w:val="0"/>
-                <w:sz w:val="20"/>
-                <w:szCs w:val="20"/>
-                <w:lang w:eastAsia="it-IT"/>
-              </w:rPr>
-              <w:t>uses</w:t>
-            </w:r>
-            <w:proofErr w:type="spellEnd"/>
+            <w:r>
+              <w:rPr>
+                <w:rFonts w:eastAsia="Times New Roman" w:cs="Times New Roman"/>
+                <w:color w:val="000000"/>
+                <w:kern w:val="0"/>
+                <w:sz w:val="20"/>
+                <w:szCs w:val="20"/>
+                <w:lang w:eastAsia="it-IT"/>
+              </w:rPr>
+              <w:t>Reported uses</w:t>
+            </w:r>
           </w:p>
         </w:tc>
         <w:tc>
@@ -10340,23 +10141,7 @@
           <w:sz w:val="22"/>
           <w:lang w:val="en-US"/>
         </w:rPr>
-        <w:t xml:space="preserve">ed linear models </w:t>
-      </w:r>
-      <w:proofErr w:type="gramStart"/>
-      <w:r>
-        <w:rPr>
-          <w:sz w:val="22"/>
-          <w:lang w:val="en-US"/>
-        </w:rPr>
-        <w:t>results</w:t>
-      </w:r>
-      <w:proofErr w:type="gramEnd"/>
-      <w:r>
-        <w:rPr>
-          <w:sz w:val="22"/>
-          <w:lang w:val="en-US"/>
-        </w:rPr>
-        <w:t xml:space="preserve"> testing the effect of our predictors on the quality of germination data.</w:t>
+        <w:t>ed linear models results testing the effect of our predictors on the quality of germination data.</w:t>
       </w:r>
       <w:r>
         <w:rPr>
@@ -19738,7 +19523,7 @@
     <w:lsdException w:name="Unresolved Mention" w:semiHidden="1" w:unhideWhenUsed="1"/>
     <w:lsdException w:name="Smart Link" w:semiHidden="1" w:unhideWhenUsed="1"/>
   </w:latentStyles>
-  <w:style w:type="paragraph" w:default="1" w:styleId="Normale">
+  <w:style w:type="paragraph" w:default="1" w:styleId="Normal">
     <w:name w:val="Normal"/>
     <w:aliases w:val="Normal text"/>
     <w:qFormat/>
@@ -19753,11 +19538,11 @@
       <w14:ligatures w14:val="none"/>
     </w:rPr>
   </w:style>
-  <w:style w:type="paragraph" w:styleId="Titolo1">
+  <w:style w:type="paragraph" w:styleId="Heading1">
     <w:name w:val="heading 1"/>
-    <w:basedOn w:val="Normale"/>
-    <w:next w:val="Normale"/>
-    <w:link w:val="Titolo1Carattere"/>
+    <w:basedOn w:val="Normal"/>
+    <w:next w:val="Normal"/>
+    <w:link w:val="Heading1Char"/>
     <w:uiPriority w:val="9"/>
     <w:qFormat/>
     <w:rsid w:val="009968C4"/>
@@ -19774,11 +19559,11 @@
       <w:szCs w:val="40"/>
     </w:rPr>
   </w:style>
-  <w:style w:type="paragraph" w:styleId="Titolo2">
+  <w:style w:type="paragraph" w:styleId="Heading2">
     <w:name w:val="heading 2"/>
-    <w:basedOn w:val="Normale"/>
-    <w:next w:val="Normale"/>
-    <w:link w:val="Titolo2Carattere"/>
+    <w:basedOn w:val="Normal"/>
+    <w:next w:val="Normal"/>
+    <w:link w:val="Heading2Char"/>
     <w:uiPriority w:val="9"/>
     <w:semiHidden/>
     <w:unhideWhenUsed/>
@@ -19797,11 +19582,11 @@
       <w:szCs w:val="32"/>
     </w:rPr>
   </w:style>
-  <w:style w:type="paragraph" w:styleId="Titolo3">
+  <w:style w:type="paragraph" w:styleId="Heading3">
     <w:name w:val="heading 3"/>
-    <w:basedOn w:val="Normale"/>
-    <w:next w:val="Normale"/>
-    <w:link w:val="Titolo3Carattere"/>
+    <w:basedOn w:val="Normal"/>
+    <w:next w:val="Normal"/>
+    <w:link w:val="Heading3Char"/>
     <w:uiPriority w:val="9"/>
     <w:unhideWhenUsed/>
     <w:qFormat/>
@@ -19819,11 +19604,11 @@
       <w:szCs w:val="28"/>
     </w:rPr>
   </w:style>
-  <w:style w:type="paragraph" w:styleId="Titolo4">
+  <w:style w:type="paragraph" w:styleId="Heading4">
     <w:name w:val="heading 4"/>
-    <w:basedOn w:val="Normale"/>
-    <w:next w:val="Normale"/>
-    <w:link w:val="Titolo4Carattere"/>
+    <w:basedOn w:val="Normal"/>
+    <w:next w:val="Normal"/>
+    <w:link w:val="Heading4Char"/>
     <w:uiPriority w:val="9"/>
     <w:semiHidden/>
     <w:unhideWhenUsed/>
@@ -19842,11 +19627,11 @@
       <w:color w:val="0F4761" w:themeColor="accent1" w:themeShade="BF"/>
     </w:rPr>
   </w:style>
-  <w:style w:type="paragraph" w:styleId="Titolo5">
+  <w:style w:type="paragraph" w:styleId="Heading5">
     <w:name w:val="heading 5"/>
-    <w:basedOn w:val="Normale"/>
-    <w:next w:val="Normale"/>
-    <w:link w:val="Titolo5Carattere"/>
+    <w:basedOn w:val="Normal"/>
+    <w:next w:val="Normal"/>
+    <w:link w:val="Heading5Char"/>
     <w:uiPriority w:val="9"/>
     <w:semiHidden/>
     <w:unhideWhenUsed/>
@@ -19863,11 +19648,11 @@
       <w:color w:val="0F4761" w:themeColor="accent1" w:themeShade="BF"/>
     </w:rPr>
   </w:style>
-  <w:style w:type="paragraph" w:styleId="Titolo6">
+  <w:style w:type="paragraph" w:styleId="Heading6">
     <w:name w:val="heading 6"/>
-    <w:basedOn w:val="Normale"/>
-    <w:next w:val="Normale"/>
-    <w:link w:val="Titolo6Carattere"/>
+    <w:basedOn w:val="Normal"/>
+    <w:next w:val="Normal"/>
+    <w:link w:val="Heading6Char"/>
     <w:uiPriority w:val="9"/>
     <w:semiHidden/>
     <w:unhideWhenUsed/>
@@ -19886,11 +19671,11 @@
       <w:color w:val="595959" w:themeColor="text1" w:themeTint="A6"/>
     </w:rPr>
   </w:style>
-  <w:style w:type="paragraph" w:styleId="Titolo7">
+  <w:style w:type="paragraph" w:styleId="Heading7">
     <w:name w:val="heading 7"/>
-    <w:basedOn w:val="Normale"/>
-    <w:next w:val="Normale"/>
-    <w:link w:val="Titolo7Carattere"/>
+    <w:basedOn w:val="Normal"/>
+    <w:next w:val="Normal"/>
+    <w:link w:val="Heading7Char"/>
     <w:uiPriority w:val="9"/>
     <w:semiHidden/>
     <w:unhideWhenUsed/>
@@ -19907,11 +19692,11 @@
       <w:color w:val="595959" w:themeColor="text1" w:themeTint="A6"/>
     </w:rPr>
   </w:style>
-  <w:style w:type="paragraph" w:styleId="Titolo8">
+  <w:style w:type="paragraph" w:styleId="Heading8">
     <w:name w:val="heading 8"/>
-    <w:basedOn w:val="Normale"/>
-    <w:next w:val="Normale"/>
-    <w:link w:val="Titolo8Carattere"/>
+    <w:basedOn w:val="Normal"/>
+    <w:next w:val="Normal"/>
+    <w:link w:val="Heading8Char"/>
     <w:uiPriority w:val="9"/>
     <w:semiHidden/>
     <w:unhideWhenUsed/>
@@ -19930,11 +19715,11 @@
       <w:color w:val="272727" w:themeColor="text1" w:themeTint="D8"/>
     </w:rPr>
   </w:style>
-  <w:style w:type="paragraph" w:styleId="Titolo9">
+  <w:style w:type="paragraph" w:styleId="Heading9">
     <w:name w:val="heading 9"/>
-    <w:basedOn w:val="Normale"/>
-    <w:next w:val="Normale"/>
-    <w:link w:val="Titolo9Carattere"/>
+    <w:basedOn w:val="Normal"/>
+    <w:next w:val="Normal"/>
+    <w:link w:val="Heading9Char"/>
     <w:uiPriority w:val="9"/>
     <w:semiHidden/>
     <w:unhideWhenUsed/>
@@ -19951,13 +19736,13 @@
       <w:color w:val="272727" w:themeColor="text1" w:themeTint="D8"/>
     </w:rPr>
   </w:style>
-  <w:style w:type="character" w:default="1" w:styleId="Carpredefinitoparagrafo">
+  <w:style w:type="character" w:default="1" w:styleId="DefaultParagraphFont">
     <w:name w:val="Default Paragraph Font"/>
     <w:uiPriority w:val="1"/>
     <w:semiHidden/>
     <w:unhideWhenUsed/>
   </w:style>
-  <w:style w:type="table" w:default="1" w:styleId="Tabellanormale">
+  <w:style w:type="table" w:default="1" w:styleId="TableNormal">
     <w:name w:val="Normal Table"/>
     <w:uiPriority w:val="99"/>
     <w:semiHidden/>
@@ -19972,16 +19757,16 @@
       </w:tblCellMar>
     </w:tblPr>
   </w:style>
-  <w:style w:type="numbering" w:default="1" w:styleId="Nessunelenco">
+  <w:style w:type="numbering" w:default="1" w:styleId="NoList">
     <w:name w:val="No List"/>
     <w:uiPriority w:val="99"/>
     <w:semiHidden/>
     <w:unhideWhenUsed/>
   </w:style>
-  <w:style w:type="character" w:customStyle="1" w:styleId="Titolo1Carattere">
-    <w:name w:val="Titolo 1 Carattere"/>
-    <w:basedOn w:val="Carpredefinitoparagrafo"/>
-    <w:link w:val="Titolo1"/>
+  <w:style w:type="character" w:customStyle="1" w:styleId="Heading1Char">
+    <w:name w:val="Heading 1 Char"/>
+    <w:basedOn w:val="DefaultParagraphFont"/>
+    <w:link w:val="Heading1"/>
     <w:uiPriority w:val="9"/>
     <w:rsid w:val="009968C4"/>
     <w:rPr>
@@ -19991,10 +19776,10 @@
       <w:szCs w:val="40"/>
     </w:rPr>
   </w:style>
-  <w:style w:type="character" w:customStyle="1" w:styleId="Titolo2Carattere">
-    <w:name w:val="Titolo 2 Carattere"/>
-    <w:basedOn w:val="Carpredefinitoparagrafo"/>
-    <w:link w:val="Titolo2"/>
+  <w:style w:type="character" w:customStyle="1" w:styleId="Heading2Char">
+    <w:name w:val="Heading 2 Char"/>
+    <w:basedOn w:val="DefaultParagraphFont"/>
+    <w:link w:val="Heading2"/>
     <w:uiPriority w:val="9"/>
     <w:semiHidden/>
     <w:rsid w:val="009968C4"/>
@@ -20005,10 +19790,10 @@
       <w:szCs w:val="32"/>
     </w:rPr>
   </w:style>
-  <w:style w:type="character" w:customStyle="1" w:styleId="Titolo3Carattere">
-    <w:name w:val="Titolo 3 Carattere"/>
-    <w:basedOn w:val="Carpredefinitoparagrafo"/>
-    <w:link w:val="Titolo3"/>
+  <w:style w:type="character" w:customStyle="1" w:styleId="Heading3Char">
+    <w:name w:val="Heading 3 Char"/>
+    <w:basedOn w:val="DefaultParagraphFont"/>
+    <w:link w:val="Heading3"/>
     <w:uiPriority w:val="9"/>
     <w:rsid w:val="009968C4"/>
     <w:rPr>
@@ -20018,10 +19803,10 @@
       <w:szCs w:val="28"/>
     </w:rPr>
   </w:style>
-  <w:style w:type="character" w:customStyle="1" w:styleId="Titolo4Carattere">
-    <w:name w:val="Titolo 4 Carattere"/>
-    <w:basedOn w:val="Carpredefinitoparagrafo"/>
-    <w:link w:val="Titolo4"/>
+  <w:style w:type="character" w:customStyle="1" w:styleId="Heading4Char">
+    <w:name w:val="Heading 4 Char"/>
+    <w:basedOn w:val="DefaultParagraphFont"/>
+    <w:link w:val="Heading4"/>
     <w:uiPriority w:val="9"/>
     <w:semiHidden/>
     <w:rsid w:val="009968C4"/>
@@ -20032,10 +19817,10 @@
       <w:color w:val="0F4761" w:themeColor="accent1" w:themeShade="BF"/>
     </w:rPr>
   </w:style>
-  <w:style w:type="character" w:customStyle="1" w:styleId="Titolo5Carattere">
-    <w:name w:val="Titolo 5 Carattere"/>
-    <w:basedOn w:val="Carpredefinitoparagrafo"/>
-    <w:link w:val="Titolo5"/>
+  <w:style w:type="character" w:customStyle="1" w:styleId="Heading5Char">
+    <w:name w:val="Heading 5 Char"/>
+    <w:basedOn w:val="DefaultParagraphFont"/>
+    <w:link w:val="Heading5"/>
     <w:uiPriority w:val="9"/>
     <w:semiHidden/>
     <w:rsid w:val="009968C4"/>
@@ -20044,10 +19829,10 @@
       <w:color w:val="0F4761" w:themeColor="accent1" w:themeShade="BF"/>
     </w:rPr>
   </w:style>
-  <w:style w:type="character" w:customStyle="1" w:styleId="Titolo6Carattere">
-    <w:name w:val="Titolo 6 Carattere"/>
-    <w:basedOn w:val="Carpredefinitoparagrafo"/>
-    <w:link w:val="Titolo6"/>
+  <w:style w:type="character" w:customStyle="1" w:styleId="Heading6Char">
+    <w:name w:val="Heading 6 Char"/>
+    <w:basedOn w:val="DefaultParagraphFont"/>
+    <w:link w:val="Heading6"/>
     <w:uiPriority w:val="9"/>
     <w:semiHidden/>
     <w:rsid w:val="009968C4"/>
@@ -20058,10 +19843,10 @@
       <w:color w:val="595959" w:themeColor="text1" w:themeTint="A6"/>
     </w:rPr>
   </w:style>
-  <w:style w:type="character" w:customStyle="1" w:styleId="Titolo7Carattere">
-    <w:name w:val="Titolo 7 Carattere"/>
-    <w:basedOn w:val="Carpredefinitoparagrafo"/>
-    <w:link w:val="Titolo7"/>
+  <w:style w:type="character" w:customStyle="1" w:styleId="Heading7Char">
+    <w:name w:val="Heading 7 Char"/>
+    <w:basedOn w:val="DefaultParagraphFont"/>
+    <w:link w:val="Heading7"/>
     <w:uiPriority w:val="9"/>
     <w:semiHidden/>
     <w:rsid w:val="009968C4"/>
@@ -20070,10 +19855,10 @@
       <w:color w:val="595959" w:themeColor="text1" w:themeTint="A6"/>
     </w:rPr>
   </w:style>
-  <w:style w:type="character" w:customStyle="1" w:styleId="Titolo8Carattere">
-    <w:name w:val="Titolo 8 Carattere"/>
-    <w:basedOn w:val="Carpredefinitoparagrafo"/>
-    <w:link w:val="Titolo8"/>
+  <w:style w:type="character" w:customStyle="1" w:styleId="Heading8Char">
+    <w:name w:val="Heading 8 Char"/>
+    <w:basedOn w:val="DefaultParagraphFont"/>
+    <w:link w:val="Heading8"/>
     <w:uiPriority w:val="9"/>
     <w:semiHidden/>
     <w:rsid w:val="009968C4"/>
@@ -20084,10 +19869,10 @@
       <w:color w:val="272727" w:themeColor="text1" w:themeTint="D8"/>
     </w:rPr>
   </w:style>
-  <w:style w:type="character" w:customStyle="1" w:styleId="Titolo9Carattere">
-    <w:name w:val="Titolo 9 Carattere"/>
-    <w:basedOn w:val="Carpredefinitoparagrafo"/>
-    <w:link w:val="Titolo9"/>
+  <w:style w:type="character" w:customStyle="1" w:styleId="Heading9Char">
+    <w:name w:val="Heading 9 Char"/>
+    <w:basedOn w:val="DefaultParagraphFont"/>
+    <w:link w:val="Heading9"/>
     <w:uiPriority w:val="9"/>
     <w:semiHidden/>
     <w:rsid w:val="009968C4"/>
@@ -20096,11 +19881,11 @@
       <w:color w:val="272727" w:themeColor="text1" w:themeTint="D8"/>
     </w:rPr>
   </w:style>
-  <w:style w:type="paragraph" w:styleId="Titolo">
+  <w:style w:type="paragraph" w:styleId="Title">
     <w:name w:val="Title"/>
-    <w:basedOn w:val="Normale"/>
-    <w:next w:val="Normale"/>
-    <w:link w:val="TitoloCarattere"/>
+    <w:basedOn w:val="Normal"/>
+    <w:next w:val="Normal"/>
+    <w:link w:val="TitleChar"/>
     <w:uiPriority w:val="10"/>
     <w:qFormat/>
     <w:rsid w:val="009968C4"/>
@@ -20116,10 +19901,10 @@
       <w:szCs w:val="56"/>
     </w:rPr>
   </w:style>
-  <w:style w:type="character" w:customStyle="1" w:styleId="TitoloCarattere">
-    <w:name w:val="Titolo Carattere"/>
-    <w:basedOn w:val="Carpredefinitoparagrafo"/>
-    <w:link w:val="Titolo"/>
+  <w:style w:type="character" w:customStyle="1" w:styleId="TitleChar">
+    <w:name w:val="Title Char"/>
+    <w:basedOn w:val="DefaultParagraphFont"/>
+    <w:link w:val="Title"/>
     <w:uiPriority w:val="10"/>
     <w:rsid w:val="009968C4"/>
     <w:rPr>
@@ -20130,11 +19915,11 @@
       <w:szCs w:val="56"/>
     </w:rPr>
   </w:style>
-  <w:style w:type="paragraph" w:styleId="Sottotitolo">
+  <w:style w:type="paragraph" w:styleId="Subtitle">
     <w:name w:val="Subtitle"/>
-    <w:basedOn w:val="Normale"/>
-    <w:next w:val="Normale"/>
-    <w:link w:val="SottotitoloCarattere"/>
+    <w:basedOn w:val="Normal"/>
+    <w:next w:val="Normal"/>
+    <w:link w:val="SubtitleChar"/>
     <w:uiPriority w:val="11"/>
     <w:qFormat/>
     <w:rsid w:val="009968C4"/>
@@ -20151,10 +19936,10 @@
       <w:szCs w:val="28"/>
     </w:rPr>
   </w:style>
-  <w:style w:type="character" w:customStyle="1" w:styleId="SottotitoloCarattere">
-    <w:name w:val="Sottotitolo Carattere"/>
-    <w:basedOn w:val="Carpredefinitoparagrafo"/>
-    <w:link w:val="Sottotitolo"/>
+  <w:style w:type="character" w:customStyle="1" w:styleId="SubtitleChar">
+    <w:name w:val="Subtitle Char"/>
+    <w:basedOn w:val="DefaultParagraphFont"/>
+    <w:link w:val="Subtitle"/>
     <w:uiPriority w:val="11"/>
     <w:rsid w:val="009968C4"/>
     <w:rPr>
@@ -20165,11 +19950,11 @@
       <w:szCs w:val="28"/>
     </w:rPr>
   </w:style>
-  <w:style w:type="paragraph" w:styleId="Citazione">
+  <w:style w:type="paragraph" w:styleId="Quote">
     <w:name w:val="Quote"/>
-    <w:basedOn w:val="Normale"/>
-    <w:next w:val="Normale"/>
-    <w:link w:val="CitazioneCarattere"/>
+    <w:basedOn w:val="Normal"/>
+    <w:next w:val="Normal"/>
+    <w:link w:val="QuoteChar"/>
     <w:uiPriority w:val="29"/>
     <w:qFormat/>
     <w:rsid w:val="009968C4"/>
@@ -20183,10 +19968,10 @@
       <w:color w:val="404040" w:themeColor="text1" w:themeTint="BF"/>
     </w:rPr>
   </w:style>
-  <w:style w:type="character" w:customStyle="1" w:styleId="CitazioneCarattere">
-    <w:name w:val="Citazione Carattere"/>
-    <w:basedOn w:val="Carpredefinitoparagrafo"/>
-    <w:link w:val="Citazione"/>
+  <w:style w:type="character" w:customStyle="1" w:styleId="QuoteChar">
+    <w:name w:val="Quote Char"/>
+    <w:basedOn w:val="DefaultParagraphFont"/>
+    <w:link w:val="Quote"/>
     <w:uiPriority w:val="29"/>
     <w:rsid w:val="009968C4"/>
     <w:rPr>
@@ -20195,9 +19980,9 @@
       <w:color w:val="404040" w:themeColor="text1" w:themeTint="BF"/>
     </w:rPr>
   </w:style>
-  <w:style w:type="paragraph" w:styleId="Paragrafoelenco">
+  <w:style w:type="paragraph" w:styleId="ListParagraph">
     <w:name w:val="List Paragraph"/>
-    <w:basedOn w:val="Normale"/>
+    <w:basedOn w:val="Normal"/>
     <w:uiPriority w:val="34"/>
     <w:qFormat/>
     <w:rsid w:val="009968C4"/>
@@ -20206,9 +19991,9 @@
       <w:contextualSpacing/>
     </w:pPr>
   </w:style>
-  <w:style w:type="character" w:styleId="Enfasiintensa">
+  <w:style w:type="character" w:styleId="IntenseEmphasis">
     <w:name w:val="Intense Emphasis"/>
-    <w:basedOn w:val="Carpredefinitoparagrafo"/>
+    <w:basedOn w:val="DefaultParagraphFont"/>
     <w:uiPriority w:val="21"/>
     <w:qFormat/>
     <w:rsid w:val="009968C4"/>
@@ -20218,11 +20003,11 @@
       <w:color w:val="0F4761" w:themeColor="accent1" w:themeShade="BF"/>
     </w:rPr>
   </w:style>
-  <w:style w:type="paragraph" w:styleId="Citazioneintensa">
+  <w:style w:type="paragraph" w:styleId="IntenseQuote">
     <w:name w:val="Intense Quote"/>
-    <w:basedOn w:val="Normale"/>
-    <w:next w:val="Normale"/>
-    <w:link w:val="CitazioneintensaCarattere"/>
+    <w:basedOn w:val="Normal"/>
+    <w:next w:val="Normal"/>
+    <w:link w:val="IntenseQuoteChar"/>
     <w:uiPriority w:val="30"/>
     <w:qFormat/>
     <w:rsid w:val="009968C4"/>
@@ -20240,10 +20025,10 @@
       <w:color w:val="0F4761" w:themeColor="accent1" w:themeShade="BF"/>
     </w:rPr>
   </w:style>
-  <w:style w:type="character" w:customStyle="1" w:styleId="CitazioneintensaCarattere">
-    <w:name w:val="Citazione intensa Carattere"/>
-    <w:basedOn w:val="Carpredefinitoparagrafo"/>
-    <w:link w:val="Citazioneintensa"/>
+  <w:style w:type="character" w:customStyle="1" w:styleId="IntenseQuoteChar">
+    <w:name w:val="Intense Quote Char"/>
+    <w:basedOn w:val="DefaultParagraphFont"/>
+    <w:link w:val="IntenseQuote"/>
     <w:uiPriority w:val="30"/>
     <w:rsid w:val="009968C4"/>
     <w:rPr>
@@ -20252,9 +20037,9 @@
       <w:color w:val="0F4761" w:themeColor="accent1" w:themeShade="BF"/>
     </w:rPr>
   </w:style>
-  <w:style w:type="character" w:styleId="Riferimentointenso">
+  <w:style w:type="character" w:styleId="IntenseReference">
     <w:name w:val="Intense Reference"/>
-    <w:basedOn w:val="Carpredefinitoparagrafo"/>
+    <w:basedOn w:val="DefaultParagraphFont"/>
     <w:uiPriority w:val="32"/>
     <w:qFormat/>
     <w:rsid w:val="009968C4"/>
@@ -20266,9 +20051,9 @@
       <w:spacing w:val="5"/>
     </w:rPr>
   </w:style>
-  <w:style w:type="paragraph" w:styleId="Nessunaspaziatura">
+  <w:style w:type="paragraph" w:styleId="NoSpacing">
     <w:name w:val="No Spacing"/>
-    <w:link w:val="NessunaspaziaturaCarattere"/>
+    <w:link w:val="NoSpacingChar"/>
     <w:uiPriority w:val="1"/>
     <w:qFormat/>
     <w:rsid w:val="009968C4"/>
@@ -20282,10 +20067,10 @@
       <w14:ligatures w14:val="none"/>
     </w:rPr>
   </w:style>
-  <w:style w:type="character" w:customStyle="1" w:styleId="NessunaspaziaturaCarattere">
-    <w:name w:val="Nessuna spaziatura Carattere"/>
-    <w:basedOn w:val="Carpredefinitoparagrafo"/>
-    <w:link w:val="Nessunaspaziatura"/>
+  <w:style w:type="character" w:customStyle="1" w:styleId="NoSpacingChar">
+    <w:name w:val="No Spacing Char"/>
+    <w:basedOn w:val="DefaultParagraphFont"/>
+    <w:link w:val="NoSpacing"/>
     <w:uiPriority w:val="1"/>
     <w:rsid w:val="009968C4"/>
     <w:rPr>
@@ -20295,9 +20080,9 @@
       <w14:ligatures w14:val="none"/>
     </w:rPr>
   </w:style>
-  <w:style w:type="character" w:styleId="Rimandocommento">
+  <w:style w:type="character" w:styleId="CommentReference">
     <w:name w:val="annotation reference"/>
-    <w:basedOn w:val="Carpredefinitoparagrafo"/>
+    <w:basedOn w:val="DefaultParagraphFont"/>
     <w:uiPriority w:val="99"/>
     <w:unhideWhenUsed/>
     <w:rsid w:val="009968C4"/>
@@ -20306,10 +20091,10 @@
       <w:szCs w:val="16"/>
     </w:rPr>
   </w:style>
-  <w:style w:type="paragraph" w:styleId="Testocommento">
+  <w:style w:type="paragraph" w:styleId="CommentText">
     <w:name w:val="annotation text"/>
-    <w:basedOn w:val="Normale"/>
-    <w:link w:val="TestocommentoCarattere"/>
+    <w:basedOn w:val="Normal"/>
+    <w:link w:val="CommentTextChar"/>
     <w:uiPriority w:val="99"/>
     <w:unhideWhenUsed/>
     <w:rsid w:val="009968C4"/>
@@ -20321,10 +20106,10 @@
       <w:szCs w:val="20"/>
     </w:rPr>
   </w:style>
-  <w:style w:type="character" w:customStyle="1" w:styleId="TestocommentoCarattere">
-    <w:name w:val="Testo commento Carattere"/>
-    <w:basedOn w:val="Carpredefinitoparagrafo"/>
-    <w:link w:val="Testocommento"/>
+  <w:style w:type="character" w:customStyle="1" w:styleId="CommentTextChar">
+    <w:name w:val="Comment Text Char"/>
+    <w:basedOn w:val="DefaultParagraphFont"/>
+    <w:link w:val="CommentText"/>
     <w:uiPriority w:val="99"/>
     <w:rsid w:val="009968C4"/>
     <w:rPr>
@@ -20336,7 +20121,7 @@
   </w:style>
   <w:style w:type="paragraph" w:customStyle="1" w:styleId="CaptionFigures">
     <w:name w:val="Caption Figures"/>
-    <w:basedOn w:val="Didascalia"/>
+    <w:basedOn w:val="Caption"/>
     <w:link w:val="CaptionFiguresChar"/>
     <w:autoRedefine/>
     <w:qFormat/>
@@ -20355,7 +20140,7 @@
   </w:style>
   <w:style w:type="character" w:customStyle="1" w:styleId="CaptionFiguresChar">
     <w:name w:val="Caption Figures Char"/>
-    <w:basedOn w:val="Carpredefinitoparagrafo"/>
+    <w:basedOn w:val="DefaultParagraphFont"/>
     <w:link w:val="CaptionFigures"/>
     <w:rsid w:val="009968C4"/>
     <w:rPr>
@@ -20366,10 +20151,10 @@
       <w14:ligatures w14:val="none"/>
     </w:rPr>
   </w:style>
-  <w:style w:type="paragraph" w:styleId="Didascalia">
+  <w:style w:type="paragraph" w:styleId="Caption">
     <w:name w:val="caption"/>
-    <w:basedOn w:val="Normale"/>
-    <w:next w:val="Normale"/>
+    <w:basedOn w:val="Normal"/>
+    <w:next w:val="Normal"/>
     <w:uiPriority w:val="35"/>
     <w:semiHidden/>
     <w:unhideWhenUsed/>
@@ -20386,19 +20171,19 @@
       <w:szCs w:val="18"/>
     </w:rPr>
   </w:style>
-  <w:style w:type="character" w:styleId="Numeroriga">
+  <w:style w:type="character" w:styleId="LineNumber">
     <w:name w:val="line number"/>
-    <w:basedOn w:val="Carpredefinitoparagrafo"/>
+    <w:basedOn w:val="DefaultParagraphFont"/>
     <w:uiPriority w:val="99"/>
     <w:semiHidden/>
     <w:unhideWhenUsed/>
     <w:rsid w:val="009968C4"/>
   </w:style>
-  <w:style w:type="paragraph" w:styleId="Soggettocommento">
+  <w:style w:type="paragraph" w:styleId="CommentSubject">
     <w:name w:val="annotation subject"/>
-    <w:basedOn w:val="Testocommento"/>
-    <w:next w:val="Testocommento"/>
-    <w:link w:val="SoggettocommentoCarattere"/>
+    <w:basedOn w:val="CommentText"/>
+    <w:next w:val="CommentText"/>
+    <w:link w:val="CommentSubjectChar"/>
     <w:uiPriority w:val="99"/>
     <w:semiHidden/>
     <w:unhideWhenUsed/>
@@ -20408,10 +20193,10 @@
       <w:bCs/>
     </w:rPr>
   </w:style>
-  <w:style w:type="character" w:customStyle="1" w:styleId="SoggettocommentoCarattere">
-    <w:name w:val="Soggetto commento Carattere"/>
-    <w:basedOn w:val="TestocommentoCarattere"/>
-    <w:link w:val="Soggettocommento"/>
+  <w:style w:type="character" w:customStyle="1" w:styleId="CommentSubjectChar">
+    <w:name w:val="Comment Subject Char"/>
+    <w:basedOn w:val="CommentTextChar"/>
+    <w:link w:val="CommentSubject"/>
     <w:uiPriority w:val="99"/>
     <w:semiHidden/>
     <w:rsid w:val="00661AE3"/>
@@ -20424,9 +20209,9 @@
       <w14:ligatures w14:val="none"/>
     </w:rPr>
   </w:style>
-  <w:style w:type="character" w:styleId="Collegamentoipertestuale">
+  <w:style w:type="character" w:styleId="Hyperlink">
     <w:name w:val="Hyperlink"/>
-    <w:basedOn w:val="Carpredefinitoparagrafo"/>
+    <w:basedOn w:val="DefaultParagraphFont"/>
     <w:uiPriority w:val="99"/>
     <w:unhideWhenUsed/>
     <w:rsid w:val="00AB0E27"/>
@@ -20435,9 +20220,9 @@
       <w:u w:val="single"/>
     </w:rPr>
   </w:style>
-  <w:style w:type="character" w:styleId="Menzionenonrisolta">
+  <w:style w:type="character" w:styleId="UnresolvedMention">
     <w:name w:val="Unresolved Mention"/>
-    <w:basedOn w:val="Carpredefinitoparagrafo"/>
+    <w:basedOn w:val="DefaultParagraphFont"/>
     <w:uiPriority w:val="99"/>
     <w:semiHidden/>
     <w:unhideWhenUsed/>
@@ -20447,7 +20232,7 @@
       <w:shd w:val="clear" w:color="auto" w:fill="E1DFDD"/>
     </w:rPr>
   </w:style>
-  <w:style w:type="paragraph" w:styleId="Revisione">
+  <w:style w:type="paragraph" w:styleId="Revision">
     <w:name w:val="Revision"/>
     <w:hidden/>
     <w:uiPriority w:val="99"/>
